--- a/html_css/04_시맨틱_화면구도_기본패턴/04_시맨틱_화면구도_기본패턴_교안.docx
+++ b/html_css/04_시맨틱_화면구도_기본패턴/04_시맨틱_화면구도_기본패턴_교안.docx
@@ -2494,10 +2494,10 @@
           <w:b/>
           <w:bCs/>
         </w:rPr>
-        <w:t xml:space="preserve">휴대폰 화면도 결국 1단</w:t>
+        <w:t xml:space="preserve">가장 단순한 구도</w:t>
       </w:r>
       <w:r>
-        <w:t xml:space="preserve">이라서 모든 구도의 기본이 돼요.</w:t>
+        <w:t xml:space="preserve">라서 다른 모든 구도의 출발점이 돼요.</w:t>
       </w:r>
     </w:p>
     <w:p>
